--- a/noppakauppa/downloads/nayttosuunnitelma.docx
+++ b/noppakauppa/downloads/nayttosuunnitelma.docx
@@ -4,7 +4,7 @@
   <w:body>
     <w:p>
       <w:pPr>
-        <w:spacing w:after="100" w:before="200"/>
+        <w:spacing w:before="200" w:after="100"/>
       </w:pPr>
       <w:r>
         <w:rPr>
@@ -45,7 +45,7 @@
     <w:p>
       <w:pPr>
         <w:pStyle w:val="Heading1"/>
-        <w:spacing w:after="160" w:before="320"/>
+        <w:spacing w:before="320" w:after="160"/>
       </w:pPr>
       <w:r>
         <w:rPr>
@@ -121,7 +121,7 @@
     <w:p>
       <w:pPr>
         <w:pStyle w:val="Heading1"/>
-        <w:spacing w:after="160" w:before="320"/>
+        <w:spacing w:before="320" w:after="160"/>
       </w:pPr>
       <w:r>
         <w:rPr>
@@ -407,7 +407,7 @@
     <w:p>
       <w:pPr>
         <w:pStyle w:val="Heading1"/>
-        <w:spacing w:after="160" w:before="320"/>
+        <w:spacing w:before="320" w:after="160"/>
       </w:pPr>
       <w:r>
         <w:rPr>
@@ -1178,7 +1178,7 @@
     <w:p>
       <w:pPr>
         <w:pStyle w:val="Heading1"/>
-        <w:spacing w:after="160" w:before="320"/>
+        <w:spacing w:before="320" w:after="160"/>
       </w:pPr>
       <w:r>
         <w:rPr>
@@ -1204,7 +1204,7 @@
     <w:p>
       <w:pPr>
         <w:pStyle w:val="Heading2"/>
-        <w:spacing w:after="120" w:before="260"/>
+        <w:spacing w:before="260" w:after="120"/>
       </w:pPr>
       <w:r>
         <w:rPr>
@@ -2128,13 +2128,12 @@
           <w:sz w:val="21"/>
           <w:szCs w:val="21"/>
         </w:rPr>
-        <w:t xml:space="preserve"/>
       </w:r>
     </w:p>
     <w:p>
       <w:pPr>
         <w:pStyle w:val="Heading2"/>
-        <w:spacing w:after="120" w:before="260"/>
+        <w:spacing w:before="260" w:after="120"/>
       </w:pPr>
       <w:r>
         <w:rPr>
@@ -3277,13 +3276,12 @@
           <w:sz w:val="21"/>
           <w:szCs w:val="21"/>
         </w:rPr>
-        <w:t xml:space="preserve"/>
       </w:r>
     </w:p>
     <w:p>
       <w:pPr>
         <w:pStyle w:val="Heading2"/>
-        <w:spacing w:after="120" w:before="260"/>
+        <w:spacing w:before="260" w:after="120"/>
       </w:pPr>
       <w:r>
         <w:rPr>
@@ -3915,7 +3913,6 @@
           <w:sz w:val="21"/>
           <w:szCs w:val="21"/>
         </w:rPr>
-        <w:t xml:space="preserve"/>
       </w:r>
     </w:p>
     <w:p>
@@ -3926,7 +3923,7 @@
     <w:p>
       <w:pPr>
         <w:pStyle w:val="Heading1"/>
-        <w:spacing w:after="160" w:before="320"/>
+        <w:spacing w:before="320" w:after="160"/>
       </w:pPr>
       <w:r>
         <w:rPr>
@@ -4088,7 +4085,7 @@
     <w:p>
       <w:pPr>
         <w:pStyle w:val="Heading1"/>
-        <w:spacing w:after="160" w:before="320"/>
+        <w:spacing w:before="320" w:after="160"/>
       </w:pPr>
       <w:r>
         <w:rPr>
@@ -4138,7 +4135,7 @@
     <w:p>
       <w:pPr>
         <w:pStyle w:val="Heading1"/>
-        <w:spacing w:after="160" w:before="320"/>
+        <w:spacing w:before="320" w:after="160"/>
       </w:pPr>
       <w:r>
         <w:rPr>
@@ -4301,7 +4298,7 @@
     <w:p>
       <w:pPr>
         <w:pStyle w:val="Heading1"/>
-        <w:spacing w:after="160" w:before="320"/>
+        <w:spacing w:before="320" w:after="160"/>
       </w:pPr>
       <w:r>
         <w:rPr>
@@ -4486,43 +4483,6 @@
 
 <file path=word/comments.xml><?xml version="1.0" encoding="utf-8"?>
 <w:comments xmlns:cx="http://schemas.microsoft.com/office/drawing/2014/chartex" xmlns:cx1="http://schemas.microsoft.com/office/drawing/2015/9/8/chartex" xmlns:cx2="http://schemas.microsoft.com/office/drawing/2015/10/21/chartex" xmlns:cx3="http://schemas.microsoft.com/office/drawing/2016/5/9/chartex" xmlns:cx4="http://schemas.microsoft.com/office/drawing/2016/5/10/chartex" xmlns:cx5="http://schemas.microsoft.com/office/drawing/2016/5/11/chartex" xmlns:cx6="http://schemas.microsoft.com/office/drawing/2016/5/12/chartex" xmlns:cx7="http://schemas.microsoft.com/office/drawing/2016/5/13/chartex" xmlns:cx8="http://schemas.microsoft.com/office/drawing/2016/5/14/chartex" xmlns:mc="http://schemas.openxmlformats.org/markup-compatibility/2006" xmlns:aink="http://schemas.microsoft.com/office/drawing/2016/ink" xmlns:am3d="http://schemas.microsoft.com/office/drawing/2017/model3d" xmlns:o="urn:schemas-microsoft-com:office:office" xmlns:r="http://schemas.openxmlformats.org/officeDocument/2006/relationships" xmlns:m="http://schemas.openxmlformats.org/officeDocument/2006/math" xmlns:v="urn:schemas-microsoft-com:vml" xmlns:wp14="http://schemas.microsoft.com/office/word/2010/wordprocessingDrawing" xmlns:wp="http://schemas.openxmlformats.org/drawingml/2006/wordprocessingDrawing" xmlns:w10="urn:schemas-microsoft-com:office:word" xmlns:w="http://schemas.openxmlformats.org/wordprocessingml/2006/main" xmlns:w14="http://schemas.microsoft.com/office/word/2010/wordml" xmlns:w15="http://schemas.microsoft.com/office/word/2012/wordml" xmlns:w16cex="http://schemas.microsoft.com/office/word/2018/wordml/cex" xmlns:w16cid="http://schemas.microsoft.com/office/word/2016/wordml/cid" xmlns:w16="http://schemas.microsoft.com/office/word/2018/wordml" xmlns:w16sdtdh="http://schemas.microsoft.com/office/word/2020/wordml/sdtdatahash" xmlns:w16se="http://schemas.microsoft.com/office/word/2015/wordml/symex" xmlns:wpg="http://schemas.microsoft.com/office/word/2010/wordprocessingGroup" xmlns:wpi="http://schemas.microsoft.com/office/word/2010/wordprocessingInk" xmlns:wne="http://schemas.microsoft.com/office/word/2006/wordml" xmlns:wps="http://schemas.microsoft.com/office/word/2010/wordprocessingShape"/>
-</file>
-
-<file path=word/endnotes.xml><?xml version="1.0" encoding="utf-8"?>
-<w:endnotes xmlns:wpc="http://schemas.microsoft.com/office/word/2010/wordprocessingCanvas" xmlns:mc="http://schemas.openxmlformats.org/markup-compatibility/2006" xmlns:o="urn:schemas-microsoft-com:office:office" xmlns:r="http://schemas.openxmlformats.org/officeDocument/2006/relationships" xmlns:m="http://schemas.openxmlformats.org/officeDocument/2006/math" xmlns:v="urn:schemas-microsoft-com:vml" xmlns:wp14="http://schemas.microsoft.com/office/word/2010/wordprocessingDrawing" xmlns:wp="http://schemas.openxmlformats.org/drawingml/2006/wordprocessingDrawing" xmlns:w10="urn:schemas-microsoft-com:office:word" xmlns:w="http://schemas.openxmlformats.org/wordprocessingml/2006/main" xmlns:w14="http://schemas.microsoft.com/office/word/2010/wordml" xmlns:w15="http://schemas.microsoft.com/office/word/2012/wordml" xmlns:wpg="http://schemas.microsoft.com/office/word/2010/wordprocessingGroup" xmlns:wpi="http://schemas.microsoft.com/office/word/2010/wordprocessingInk" xmlns:wne="http://schemas.microsoft.com/office/word/2006/wordml" xmlns:wps="http://schemas.microsoft.com/office/word/2010/wordprocessingShape" mc:Ignorable="w14 w15 wp14">
-  <w:endnote w:type="separator" w:id="-1">
-    <w:p>
-      <w:pPr>
-        <w:spacing w:after="0" w:line="240" w:lineRule="auto"/>
-      </w:pPr>
-      <w:r>
-        <w:rPr>
-          <w:rStyle w:val="EndnoteReference"/>
-        </w:rPr>
-        <w:endnoteRef/>
-      </w:r>
-      <w:r>
-        <w:separator/>
-      </w:r>
-    </w:p>
-  </w:endnote>
-  <w:endnote w:type="continuationSeparator" w:id="0">
-    <w:p>
-      <w:pPr>
-        <w:spacing w:after="0" w:line="240" w:lineRule="auto"/>
-      </w:pPr>
-      <w:r>
-        <w:rPr>
-          <w:rStyle w:val="EndnoteReference"/>
-        </w:rPr>
-        <w:endnoteRef/>
-      </w:r>
-      <w:r>
-        <w:continuationSeparator/>
-      </w:r>
-    </w:p>
-  </w:endnote>
-</w:endnotes>
 </file>
 
 <file path=word/footnotes.xml><?xml version="1.0" encoding="utf-8"?>
@@ -4662,9 +4622,9 @@
   <w:docDefaults>
     <w:rPrDefault>
       <w:rPr>
-        <w:rFonts w:ascii="Calibri" w:cs="Calibri" w:eastAsia="Calibri" w:hAnsi="Calibri"/>
         <w:sz w:val="21"/>
         <w:szCs w:val="21"/>
+        <w:rFonts w:ascii="Calibri" w:cs="Calibri" w:eastAsia="Calibri" w:hAnsi="Calibri"/>
       </w:rPr>
     </w:rPrDefault>
     <w:pPrDefault/>
@@ -4762,8 +4722,8 @@
     <w:uiPriority w:val="99"/>
     <w:unhideWhenUsed/>
     <w:rPr>
+      <w:u w:val="single"/>
       <w:color w:val="0563C1"/>
-      <w:u w:val="single"/>
     </w:rPr>
   </w:style>
   <w:style w:type="character" w:styleId="FootnoteReference">
@@ -4803,42 +4763,5 @@
       <w:szCs w:val="20"/>
     </w:rPr>
   </w:style>
-  <w:style w:type="character" w:styleId="EndnoteReference">
-    <w:name w:val="endnote reference"/>
-    <w:basedOn w:val="DefaultParagraphFont"/>
-    <w:uiPriority w:val="99"/>
-    <w:semiHidden/>
-    <w:unhideWhenUsed/>
-    <w:rPr>
-      <w:vertAlign w:val="superscript"/>
-    </w:rPr>
-  </w:style>
-  <w:style w:type="paragraph" w:styleId="EndnoteText">
-    <w:name w:val="endnote text"/>
-    <w:basedOn w:val="Normal"/>
-    <w:link w:val="EndnoteTextChar"/>
-    <w:uiPriority w:val="99"/>
-    <w:semiHidden/>
-    <w:unhideWhenUsed/>
-    <w:pPr>
-      <w:spacing w:after="0" w:line="240" w:lineRule="auto"/>
-    </w:pPr>
-    <w:rPr>
-      <w:sz w:val="20"/>
-      <w:szCs w:val="20"/>
-    </w:rPr>
-  </w:style>
-  <w:style w:type="character" w:styleId="EndnoteTextChar">
-    <w:name w:val="Endnote Text Char"/>
-    <w:basedOn w:val="DefaultParagraphFont"/>
-    <w:link w:val="EndnoteText"/>
-    <w:uiPriority w:val="99"/>
-    <w:semiHidden/>
-    <w:unhideWhenUsed/>
-    <w:rPr>
-      <w:sz w:val="20"/>
-      <w:szCs w:val="20"/>
-    </w:rPr>
-  </w:style>
 </w:styles>
 </file>
--- a/noppakauppa/downloads/nayttosuunnitelma.docx
+++ b/noppakauppa/downloads/nayttosuunnitelma.docx
@@ -245,7 +245,7 @@
                 <w:sz w:val="19"/>
                 <w:szCs w:val="19"/>
               </w:rPr>
-              <w:t xml:space="preserve">Vastaa kysymyslistaan viikolla 1, toimii asiakkaan äänenä viikolla 2 kunnes katselmoija on nimetty, priorisoi palautteen viikolla 10, käy tietoturva-arvion läpi viikolla 14 ja tarkistaa laadun tarkistuspisteissä.</w:t>
+              <w:t xml:space="preserve">Vastaa kysymyslistaan viikolla 1 ja toimii asiakkaan sijaisena, kunnes asiakkaan edustaja on nimetty: vastaanottaa kysymyslistat ja tilannekatsaukset ja hyväksyy rautalangat viikolla 2. Lisäksi ohjaaja priorisoi palautteen viikolla 10, käy tietoturva-arvion läpi viikolla 14 ja tarkistaa laadun tarkistuspisteissä.</w:t>
             </w:r>
           </w:p>
         </w:tc>
@@ -273,7 +273,7 @@
                 <w:sz w:val="19"/>
                 <w:szCs w:val="19"/>
               </w:rPr>
-              <w:t xml:space="preserve">Asiakasroolin esittäjä (viikko 10)</w:t>
+              <w:t xml:space="preserve">Asiakkaan edustaja (viikko 10)</w:t>
             </w:r>
           </w:p>
         </w:tc>
@@ -296,7 +296,7 @@
                 <w:sz w:val="19"/>
                 <w:szCs w:val="19"/>
               </w:rPr>
-              <w:t xml:space="preserve">Nimetty ulkopuolinen henkilö (toinen opiskelija, työpaikkaohjaaja tai muu sovittu), ei oma ohjaaja. Kokeilee julkaistua kauppaa tehtäväradalla ja antaa palautteen omin sanoin.</w:t>
+              <w:t xml:space="preserve">Nimetty ulkopuolinen henkilö (toinen opiskelija, työpaikkaohjaaja tai muu sovittu), ei oma ohjaaja. Esittää katselmoinnissa asiakasta, kokeilee julkaistua kauppaa tehtäväradalla ja antaa palautteen omin sanoin. Repositoryyn kirjataan vain rooli.</w:t>
             </w:r>
           </w:p>
         </w:tc>
@@ -398,7 +398,7 @@
                 <w:sz w:val="19"/>
                 <w:szCs w:val="19"/>
               </w:rPr>
-              <w:t xml:space="preserve">Arvioi näytön 32 vaatimusta työnäytteiden ja demon perusteella; käyttää sivuston näyttömatriisia hakemistona.</w:t>
+              <w:t xml:space="preserve">Arvioi näytön 32 vaatimusta työnäytteiden ja demon perusteella; käyttää opiskelijan tiedostoa project-docs/nayttomatriisi.md hakemistona.</w:t>
             </w:r>
           </w:p>
         </w:tc>
@@ -1164,7 +1164,7 @@
                 <w:sz w:val="19"/>
                 <w:szCs w:val="19"/>
               </w:rPr>
-              <w:t xml:space="preserve">Matriisin jokaisella rivillä on toimiva linkki; demo on harjoiteltu kellon kanssa; itsearviointi on kirjoitettu.</w:t>
+              <w:t xml:space="preserve">project-docs/nayttomatriisi.md:n jokaisella rivillä on toimiva linkki; demo on harjoiteltu kellon kanssa; itsearviointi on kirjoitettu.</w:t>
             </w:r>
           </w:p>
         </w:tc>
@@ -2823,7 +2823,7 @@
                 <w:sz w:val="19"/>
                 <w:szCs w:val="19"/>
               </w:rPr>
-              <w:t xml:space="preserve">Kirjallinen vertailu SQLite / JSON / PostgreSQL datan rakenteen, käyttötilanteen ja laajuuden perusteella; perusteltu valinta suunnitelmassa</w:t>
+              <w:t xml:space="preserve">Kirjallinen vertailu SQLite / JSON / PostgreSQL datan rakenteen, käyttötilanteen ja laajuuden perusteella; sovitun valinnan (SQLite) perustelu suunnitelmassa</w:t>
             </w:r>
           </w:p>
         </w:tc>
@@ -3533,7 +3533,7 @@
                 <w:sz w:val="19"/>
                 <w:szCs w:val="19"/>
               </w:rPr>
-              <w:t xml:space="preserve">Selvitys suunnitelmassa: mitä Vue/Pinia ratkaisee (komponentit, reaktiivisuus, tila) ja missä tarvitaan muuta (backend rooleille ja istunnoille, SPA:n rajoitteet)</w:t>
+              <w:t xml:space="preserve">Selvitys project-docs/vue-pinia-selvitys.md (suunnitelman komponenttijako linkittää siihen): omat P0-tarinat taulukkona, mitä Vue/Pinia ratkaisee (komponentit, reaktiivisuus, tila) ja missä tarvitaan muuta (backend rooleille ja istunnoille, SPA:n rajoitteet)</w:t>
             </w:r>
           </w:p>
         </w:tc>
@@ -4079,7 +4079,7 @@
           <w:sz w:val="21"/>
           <w:szCs w:val="21"/>
         </w:rPr>
-        <w:t xml:space="preserve">Dokumentaatio kirjoitetaan käyttäjälle, ei arviointia varten. Arviointiaineisto kootaan erikseen näyttömatriisin linkeiksi viikolla 18.</w:t>
+        <w:t xml:space="preserve">Dokumentaatio kirjoitetaan käyttäjälle, ei arviointia varten. Arviointiaineisto kootaan erikseen tiedostoon project-docs/nayttomatriisi.md: perustetaan viikolla 17 ja viimeistellään viikolla 18.</w:t>
       </w:r>
     </w:p>
     <w:p>
@@ -4251,7 +4251,7 @@
           <w:sz w:val="20"/>
           <w:szCs w:val="20"/>
         </w:rPr>
-        <w:t xml:space="preserve">32 vaatimusta, joilla jokaisella on toimiva linkki työnäytteeseen.</w:t>
+        <w:t xml:space="preserve">project-docs/nayttomatriisi.md: 32 vaatimusta, joilla jokaisella on viikko ja toimiva linkki työnäytteeseen.</w:t>
       </w:r>
     </w:p>
     <w:p>
@@ -4360,7 +4360,7 @@
           <w:sz w:val="20"/>
           <w:szCs w:val="20"/>
         </w:rPr>
-        <w:t xml:space="preserve">Etsintä käynnistetään heti viikolla 1 ja nimeäminen tehdään viimeistään ennen viikkoa 10. Kunnes katselmoija on nimetty, ohjaaja toimii asiakkaan äänenä (viikko 2). Viikon 10 ja 16 katselmoija ei saa olla oma ohjaaja.</w:t>
+        <w:t xml:space="preserve">Etsintä käynnistetään heti viikolla 1 ja nimeäminen tehdään viimeistään ennen viikkoa 10. Kunnes asiakkaan edustaja on nimetty, ohjaaja toimii asiakkaan sijaisena ja vastaanottaa kysymyslistat ja tilannekatsaukset. Repositoryyn kirjataan henkilöistä vain rooli. Viikon 10 ja 16 katselmoija ei saa olla oma ohjaaja.</w:t>
       </w:r>
     </w:p>
     <w:p>
